--- a/downloads/handouts/Unit 05/Handout 05.19 - Textiles and Apparel Careers Cards.docx
+++ b/downloads/handouts/Unit 05/Handout 05.19 - Textiles and Apparel Careers Cards.docx
@@ -39,18 +39,6 @@
         <w:t xml:space="preserve"> </w:t>
       </w:r>
       <w:r>
-        <w:t xml:space="preserve">Turkish: iş, eğitim, diploma, işletme, tamir</w:t>
-      </w:r>
-      <w:r>
-        <w:t xml:space="preserve"> </w:t>
-      </w:r>
-      <w:r>
-        <w:t xml:space="preserve">Portuguese: emprego, formação, diploma, negócio, consertar</w:t>
-      </w:r>
-      <w:r>
-        <w:t xml:space="preserve"> </w:t>
-      </w:r>
-      <w:r>
         <w:t xml:space="preserve">Spanish: trabajo, capacitación, título, negocio, reparar</w:t>
       </w:r>
     </w:p>
@@ -70,15 +58,18 @@
       <w:bookmarkEnd w:id="21"/>
     </w:p>
     <w:p>
-      <w:r>
-        <w:br w:type="page"/>
-      </w:r>
-    </w:p>
-    <w:p>
       <w:pPr>
         <w:pStyle w:val="FirstParagraph"/>
       </w:pPr>
       <w:r>
+        <w:t xml:space="preserve">- - - - - - - - - - - - - - - - - - - - - - - - - - - - - - - - - - - - - - - - - - -</w:t>
+      </w:r>
+    </w:p>
+    <w:p>
+      <w:pPr>
+        <w:pStyle w:val="BodyText"/>
+      </w:pPr>
+      <w:r>
         <w:rPr>
           <w:b/>
         </w:rPr>
@@ -137,15 +128,18 @@
       </w:r>
     </w:p>
     <w:p>
-      <w:r>
-        <w:br w:type="page"/>
-      </w:r>
-    </w:p>
-    <w:p>
       <w:pPr>
         <w:pStyle w:val="BodyText"/>
       </w:pPr>
       <w:r>
+        <w:t xml:space="preserve">- - - - - - - - - - - - - - - - - - - - - - - - - - - - - - - - - - - - - - - - - - -</w:t>
+      </w:r>
+    </w:p>
+    <w:p>
+      <w:pPr>
+        <w:pStyle w:val="BodyText"/>
+      </w:pPr>
+      <w:r>
         <w:rPr>
           <w:b/>
         </w:rPr>
@@ -204,15 +198,18 @@
       </w:r>
     </w:p>
     <w:p>
-      <w:r>
-        <w:br w:type="page"/>
-      </w:r>
-    </w:p>
-    <w:p>
       <w:pPr>
         <w:pStyle w:val="BodyText"/>
       </w:pPr>
       <w:r>
+        <w:t xml:space="preserve">- - - - - - - - - - - - - - - - - - - - - - - - - - - - - - - - - - - - - - - - - - -</w:t>
+      </w:r>
+    </w:p>
+    <w:p>
+      <w:pPr>
+        <w:pStyle w:val="BodyText"/>
+      </w:pPr>
+      <w:r>
         <w:rPr>
           <w:b/>
         </w:rPr>
@@ -271,15 +268,18 @@
       </w:r>
     </w:p>
     <w:p>
-      <w:r>
-        <w:br w:type="page"/>
-      </w:r>
-    </w:p>
-    <w:p>
       <w:pPr>
         <w:pStyle w:val="BodyText"/>
       </w:pPr>
       <w:r>
+        <w:t xml:space="preserve">- - - - - - - - - - - - - - - - - - - - - - - - - - - - - - - - - - - - - - - - - - -</w:t>
+      </w:r>
+    </w:p>
+    <w:p>
+      <w:pPr>
+        <w:pStyle w:val="BodyText"/>
+      </w:pPr>
+      <w:r>
         <w:rPr>
           <w:b/>
         </w:rPr>
@@ -338,15 +338,18 @@
       </w:r>
     </w:p>
     <w:p>
-      <w:r>
-        <w:br w:type="page"/>
-      </w:r>
-    </w:p>
-    <w:p>
       <w:pPr>
         <w:pStyle w:val="BodyText"/>
       </w:pPr>
       <w:r>
+        <w:t xml:space="preserve">- - - - - - - - - - - - - - - - - - - - - - - - - - - - - - - - - - - - - - - - - - -</w:t>
+      </w:r>
+    </w:p>
+    <w:p>
+      <w:pPr>
+        <w:pStyle w:val="BodyText"/>
+      </w:pPr>
+      <w:r>
         <w:rPr>
           <w:b/>
         </w:rPr>
@@ -405,15 +408,18 @@
       </w:r>
     </w:p>
     <w:p>
-      <w:r>
-        <w:br w:type="page"/>
-      </w:r>
-    </w:p>
-    <w:p>
       <w:pPr>
         <w:pStyle w:val="BodyText"/>
       </w:pPr>
       <w:r>
+        <w:t xml:space="preserve">- - - - - - - - - - - - - - - - - - - - - - - - - - - - - - - - - - - - - - - - - - -</w:t>
+      </w:r>
+    </w:p>
+    <w:p>
+      <w:pPr>
+        <w:pStyle w:val="BodyText"/>
+      </w:pPr>
+      <w:r>
         <w:rPr>
           <w:b/>
         </w:rPr>
@@ -484,15 +490,18 @@
       </w:r>
     </w:p>
     <w:p>
-      <w:r>
-        <w:br w:type="page"/>
-      </w:r>
-    </w:p>
-    <w:p>
       <w:pPr>
         <w:pStyle w:val="BodyText"/>
       </w:pPr>
       <w:r>
+        <w:t xml:space="preserve">- - - - - - - - - - - - - - - - - - - - - - - - - - - - - - - - - - - - - - - - - - -</w:t>
+      </w:r>
+    </w:p>
+    <w:p>
+      <w:pPr>
+        <w:pStyle w:val="BodyText"/>
+      </w:pPr>
+      <w:r>
         <w:rPr>
           <w:b/>
         </w:rPr>
@@ -551,15 +560,18 @@
       </w:r>
     </w:p>
     <w:p>
-      <w:r>
-        <w:br w:type="page"/>
-      </w:r>
-    </w:p>
-    <w:p>
       <w:pPr>
         <w:pStyle w:val="BodyText"/>
       </w:pPr>
       <w:r>
+        <w:t xml:space="preserve">- - - - - - - - - - - - - - - - - - - - - - - - - - - - - - - - - - - - - - - - - - -</w:t>
+      </w:r>
+    </w:p>
+    <w:p>
+      <w:pPr>
+        <w:pStyle w:val="BodyText"/>
+      </w:pPr>
+      <w:r>
         <w:rPr>
           <w:b/>
         </w:rPr>
@@ -618,15 +630,18 @@
       </w:r>
     </w:p>
     <w:p>
-      <w:r>
-        <w:br w:type="page"/>
-      </w:r>
-    </w:p>
-    <w:p>
       <w:pPr>
         <w:pStyle w:val="BodyText"/>
       </w:pPr>
       <w:r>
+        <w:t xml:space="preserve">- - - - - - - - - - - - - - - - - - - - - - - - - - - - - - - - - - - - - - - - - - -</w:t>
+      </w:r>
+    </w:p>
+    <w:p>
+      <w:pPr>
+        <w:pStyle w:val="BodyText"/>
+      </w:pPr>
+      <w:r>
         <w:rPr>
           <w:b/>
         </w:rPr>
@@ -694,15 +709,18 @@
       </w:r>
     </w:p>
     <w:p>
-      <w:r>
-        <w:br w:type="page"/>
-      </w:r>
-    </w:p>
-    <w:p>
       <w:pPr>
         <w:pStyle w:val="BodyText"/>
       </w:pPr>
       <w:r>
+        <w:t xml:space="preserve">- - - - - - - - - - - - - - - - - - - - - - - - - - - - - - - - - - - - - - - - - - -</w:t>
+      </w:r>
+    </w:p>
+    <w:p>
+      <w:pPr>
+        <w:pStyle w:val="BodyText"/>
+      </w:pPr>
+      <w:r>
         <w:rPr>
           <w:b/>
         </w:rPr>
@@ -761,15 +779,18 @@
       </w:r>
     </w:p>
     <w:p>
-      <w:r>
-        <w:br w:type="page"/>
-      </w:r>
-    </w:p>
-    <w:p>
       <w:pPr>
         <w:pStyle w:val="BodyText"/>
       </w:pPr>
       <w:r>
+        <w:t xml:space="preserve">- - - - - - - - - - - - - - - - - - - - - - - - - - - - - - - - - - - - - - - - - - -</w:t>
+      </w:r>
+    </w:p>
+    <w:p>
+      <w:pPr>
+        <w:pStyle w:val="BodyText"/>
+      </w:pPr>
+      <w:r>
         <w:rPr>
           <w:b/>
         </w:rPr>
@@ -828,15 +849,18 @@
       </w:r>
     </w:p>
     <w:p>
-      <w:r>
-        <w:br w:type="page"/>
-      </w:r>
-    </w:p>
-    <w:p>
       <w:pPr>
         <w:pStyle w:val="BodyText"/>
       </w:pPr>
       <w:r>
+        <w:t xml:space="preserve">- - - - - - - - - - - - - - - - - - - - - - - - - - - - - - - - - - - - - - - - - - -</w:t>
+      </w:r>
+    </w:p>
+    <w:p>
+      <w:pPr>
+        <w:pStyle w:val="BodyText"/>
+      </w:pPr>
+      <w:r>
         <w:rPr>
           <w:b/>
         </w:rPr>
@@ -895,15 +919,18 @@
       </w:r>
     </w:p>
     <w:p>
-      <w:r>
-        <w:br w:type="page"/>
-      </w:r>
-    </w:p>
-    <w:p>
       <w:pPr>
         <w:pStyle w:val="BodyText"/>
       </w:pPr>
       <w:r>
+        <w:t xml:space="preserve">- - - - - - - - - - - - - - - - - - - - - - - - - - - - - - - - - - - - - - - - - - -</w:t>
+      </w:r>
+    </w:p>
+    <w:p>
+      <w:pPr>
+        <w:pStyle w:val="BodyText"/>
+      </w:pPr>
+      <w:r>
         <w:rPr>
           <w:b/>
         </w:rPr>
@@ -971,8 +998,11 @@
       </w:r>
     </w:p>
     <w:p>
-      <w:r>
-        <w:br w:type="page"/>
+      <w:pPr>
+        <w:pStyle w:val="BodyText"/>
+      </w:pPr>
+      <w:r>
+        <w:t xml:space="preserve">- - - - - - - - - - - - - - - - - - - - - - - - - - - - - - - - - - - - - - - - - - -</w:t>
       </w:r>
     </w:p>
     <w:p>
@@ -2951,8 +2981,11 @@
       </w:r>
     </w:p>
     <w:p>
-      <w:r>
-        <w:br w:type="page"/>
+      <w:pPr>
+        <w:pStyle w:val="BodyText"/>
+      </w:pPr>
+      <w:r>
+        <w:t xml:space="preserve">________________________________________________</w:t>
       </w:r>
     </w:p>
     <w:p>
@@ -3951,7 +3984,7 @@
     <w:sectPr>
       <w:headerReference w:type="default" r:id="rId9"/>
       <w:pgSz w:w="12240" w:h="15840"/>
-      <w:pgMar w:top="1440" w:bottom="1440" w:left="1440" w:right="1440" w:header="504"/>
+      <w:pgMar w:top="1152" w:bottom="1152" w:left="1152" w:right="1152" w:header="504"/>
     </w:sectPr>
   </w:body>
 </w:document>

--- a/downloads/handouts/Unit 05/Handout 05.19 - Textiles and Apparel Careers Cards.docx
+++ b/downloads/handouts/Unit 05/Handout 05.19 - Textiles and Apparel Careers Cards.docx
@@ -6,9 +6,9 @@
       <w:pPr>
         <w:pStyle w:val="Heading1"/>
       </w:pPr>
-      <w:bookmarkStart w:id="20" w:name="X81029b76156be4b70215eb29bb1dd73f2685031"/>
-      <w:r>
-        <w:t xml:space="preserve">Handout 05.19: Textiles and Apparel Careers Cards</w:t>
+      <w:bookmarkStart w:id="20" w:name="Xd60a275ebc7d7ca76633569db0d6d22380eb6ae"/>
+      <w:r>
+        <w:t xml:space="preserve">Handout 5.19: Textiles and Apparel Careers Cards</w:t>
       </w:r>
       <w:bookmarkEnd w:id="20"/>
     </w:p>

--- a/downloads/handouts/Unit 05/Handout 05.19 - Textiles and Apparel Careers Cards.docx
+++ b/downloads/handouts/Unit 05/Handout 05.19 - Textiles and Apparel Careers Cards.docx
@@ -25,7 +25,7 @@
         <w:pStyle w:val="BodyText"/>
       </w:pPr>
       <w:r>
-        <w:t xml:space="preserve">Wage and job-outlook numbers are deliberately not on these cards, because they go out of date fast.</w:t>
+        <w:t xml:space="preserve">Wage and job-outlook numbers are left off these cards on purpose, because they go out of date fast.</w:t>
       </w:r>
     </w:p>
     <w:p>
@@ -94,7 +94,7 @@
         <w:t xml:space="preserve"> </w:t>
       </w:r>
       <w:r>
-        <w:t xml:space="preserve">Makes and alters garments to fit one specific body. Measures, marks, cuts, and stitches. Knows how a garment is built well enough to take it apart and put it back together.</w:t>
+        <w:t xml:space="preserve">Makes and alters (changes) garments to fit one specific body. Measures, marks, cuts, and stitches. Knows how a garment is built well enough to take it apart and put it back together.</w:t>
       </w:r>
       <w:r>
         <w:t xml:space="preserve"> </w:t>
@@ -304,7 +304,7 @@
         <w:t xml:space="preserve"> </w:t>
       </w:r>
       <w:r>
-        <w:t xml:space="preserve">Turns the designer’s sketch into the exact measurements, seam types, and step-by-step instructions a factory can build from. Fits the sample on a form or a person and writes down every correction.</w:t>
+        <w:t xml:space="preserve">Turns the designer’s sketch into the exact measurements, seam types, and step-by-step instructions a factory can build from. Fits the sample on a dress form or a person. Writes down every correction.</w:t>
       </w:r>
       <w:r>
         <w:t xml:space="preserve"> </w:t>
@@ -374,7 +374,7 @@
         <w:t xml:space="preserve"> </w:t>
       </w:r>
       <w:r>
-        <w:t xml:space="preserve">Tests fiber and fabric for strength, shrinkage, colorfastness, water resistance, and flammability. Develops new fabrics and finishes. Writes the standards a quality inspector checks against.</w:t>
+        <w:t xml:space="preserve">Tests fiber and fabric for strength, shrinkage, colorfastness (whether the dye stays), water resistance, and how it burns. Develops new fabrics and finishes. Writes the standards a quality inspector checks against.</w:t>
       </w:r>
       <w:r>
         <w:t xml:space="preserve"> </w:t>
@@ -456,7 +456,7 @@
         <w:t xml:space="preserve"> </w:t>
       </w:r>
       <w:r>
-        <w:t xml:space="preserve">Decides what the store shows, where it sits on the floor, and at what price. Plans the displays and the promotions so the things the store already bought actually sell.</w:t>
+        <w:t xml:space="preserve">Decides what the store shows, where it sits on the floor, and at what price. Plans the displays and the sales so the things the store already bought actually sell.</w:t>
       </w:r>
       <w:r>
         <w:t xml:space="preserve"> </w:t>
@@ -526,7 +526,7 @@
         <w:t xml:space="preserve"> </w:t>
       </w:r>
       <w:r>
-        <w:t xml:space="preserve">Decides what the store will buy, how much of it, and when, months before customers see it. Guesses what people will want, negotiates the price, and lives with being wrong.</w:t>
+        <w:t xml:space="preserve">Decides what the store will buy, how much of it, and when, months before customers see it. Guesses what people will want. Bargains over the price. Lives with being wrong.</w:t>
       </w:r>
       <w:r>
         <w:t xml:space="preserve"> </w:t>
@@ -885,7 +885,7 @@
         <w:t xml:space="preserve"> </w:t>
       </w:r>
       <w:r>
-        <w:t xml:space="preserve">Measures a company’s material, water, energy, and waste impact, checks its suppliers, and writes the report that says what it actually did. Recommends changes and then checks whether they happened.</w:t>
+        <w:t xml:space="preserve">Measures how much material, water, energy, and waste a company uses. Checks its suppliers. Writes the report that says what the company actually did. Recommends changes and then checks whether they happened.</w:t>
       </w:r>
       <w:r>
         <w:t xml:space="preserve"> </w:t>
@@ -955,7 +955,7 @@
         <w:t xml:space="preserve"> </w:t>
       </w:r>
       <w:r>
-        <w:t xml:space="preserve">Checks finished garments against a written spec: measurements, seam type, stitches per inch, thread ends, labels, and closures. Pulls seams. Rejects what fails and writes down why.</w:t>
+        <w:t xml:space="preserve">Checks finished garments against a written spec (a list of exact requirements): measurements, seam type, stitches per inch, thread ends, labels, and closures. Pulls seams. Rejects what fails and writes down why.</w:t>
       </w:r>
       <w:r>
         <w:t xml:space="preserve"> </w:t>
@@ -1391,7 +1391,7 @@
         <w:pStyle w:val="FirstParagraph"/>
       </w:pPr>
       <w:r>
-        <w:t xml:space="preserve">Write each career in the column where people most commonly get in. Some belong in more than one; pick the most common and be ready to argue.</w:t>
+        <w:t xml:space="preserve">Write each career in the column that shows the most common way in. Some belong in more than one column. Pick the most common one and be ready to argue for it.</w:t>
       </w:r>
     </w:p>
     <w:tbl>
@@ -1459,6 +1459,17 @@
               <w:t xml:space="preserve">Four-year degree</w:t>
             </w:r>
           </w:p>
+        </w:tc>
+      </w:tr>
+      <w:tr>
+        <w:tc>
+          <w:p/>
+        </w:tc>
+        <w:tc>
+          <w:p/>
+        </w:tc>
+        <w:tc>
+          <w:p/>
         </w:tc>
       </w:tr>
       <w:tr>
@@ -2150,7 +2161,7 @@
         <w:pStyle w:val="FirstParagraph"/>
       </w:pPr>
       <w:r>
-        <w:t xml:space="preserve">Find the pattern closest to your answers. These are starting points, not verdicts.</w:t>
+        <w:t xml:space="preserve">Find the pattern closest to your answers. These are starting points, not final answers.</w:t>
       </w:r>
     </w:p>
     <w:tbl>
@@ -2426,7 +2437,7 @@
         <w:pStyle w:val="FirstParagraph"/>
       </w:pPr>
       <w:r>
-        <w:t xml:space="preserve">This is the concrete first step. Five photographed repairs or made items, each with one line saying what was wrong and what you did. Keep it in a folder. This is what an alterations shop, a dry cleaner, a costume shop, or a tailor looks at when a sixteen-year-old asks for work, and it is what a high school CTE program asks for when you apply.</w:t>
+        <w:t xml:space="preserve">This is the first real step. Photograph five repairs or made items. Write one line for each: what was wrong and what you did. Keep it in a folder. This is what an alterations shop, a dry cleaner, a costume shop, or a tailor looks at when a 16 year old asks for work. It is also what a high school CTE program asks for when you apply.</w:t>
       </w:r>
     </w:p>
     <w:tbl>
@@ -2985,7 +2996,7 @@
         <w:pStyle w:val="BodyText"/>
       </w:pPr>
       <w:r>
-        <w:t xml:space="preserve">________________________________________________</w:t>
+        <w:t xml:space="preserve">Answer: ________________________________________________</w:t>
       </w:r>
     </w:p>
     <w:p>
@@ -3008,7 +3019,7 @@
         <w:pStyle w:val="FirstParagraph"/>
       </w:pPr>
       <w:r>
-        <w:t xml:space="preserve">Seven categories, six cards each, 42 cards. Point values: cards 1 and 2 are worth 1 point, cards 3 and 4 are worth 2 points, cards 5 and 6 are worth 3 points. Cut into a set per station, or read from this page.</w:t>
+        <w:t xml:space="preserve">Seven categories, six cards each, 42 cards. Point values: cards 1 and 2 are worth 1 point. Cards 3 and 4 are worth 2 points. Cards 5 and 6 are worth 3 points. Cut into a set per station, or read from this page.</w:t>
       </w:r>
     </w:p>
     <w:p>
@@ -3507,7 +3518,7 @@
         <w:rPr>
           <w:b/>
         </w:rPr>
-        <w:t xml:space="preserve">A: count every needle and pin out of the tin at the start and write the number; count them all back in at the end and the number has to match before anyone is dismissed</w:t>
+        <w:t xml:space="preserve">A: count every needle and pin out of the kit at the start and write the number; count them all back in at the end and the number has to match before anyone is dismissed</w:t>
       </w:r>
     </w:p>
     <w:p>
